--- a/services/worker/src/assets/templates/ia/cnis_report.docx
+++ b/services/worker/src/assets/templates/ia/cnis_report.docx
@@ -84,9 +84,14 @@
       </w:r>
       <w:proofErr w:type="spellStart"/>
       <w:r>
-        <w:t>data_analise</w:t>
+        <w:t>data_</w:t>
+      </w:r>
+      <w:proofErr w:type="gramStart"/>
+      <w:r>
+        <w:t>analise</w:t>
       </w:r>
       <w:proofErr w:type="spellEnd"/>
+      <w:proofErr w:type="gramEnd"/>
       <w:r>
         <w:t>}}</w:t>
       </w:r>
@@ -519,6 +524,7 @@
                 <w14:ligatures w14:val="none"/>
               </w:rPr>
             </w:pPr>
+            <w:proofErr w:type="gramStart"/>
             <w:r>
               <w:rPr>
                 <w:rFonts w:eastAsia="Times New Roman" w:cs="Times New Roman"/>
@@ -542,7 +548,20 @@
                 <w:lang w:eastAsia="pt-BR"/>
                 <w14:ligatures w14:val="none"/>
               </w:rPr>
-              <w:t>v.empresa</w:t>
+              <w:t>v</w:t>
+            </w:r>
+            <w:proofErr w:type="gramEnd"/>
+            <w:r>
+              <w:rPr>
+                <w:rFonts w:eastAsia="Times New Roman" w:cs="Times New Roman"/>
+                <w:color w:val="000000"/>
+                <w:kern w:val="0"/>
+                <w:sz w:val="22"/>
+                <w:szCs w:val="22"/>
+                <w:lang w:eastAsia="pt-BR"/>
+                <w14:ligatures w14:val="none"/>
+              </w:rPr>
+              <w:t>.empresa</w:t>
             </w:r>
             <w:proofErr w:type="spellEnd"/>
             <w:r>
@@ -584,6 +603,7 @@
                 <w14:ligatures w14:val="none"/>
               </w:rPr>
             </w:pPr>
+            <w:proofErr w:type="gramStart"/>
             <w:r>
               <w:rPr>
                 <w:rFonts w:eastAsia="Times New Roman" w:cs="Times New Roman"/>
@@ -607,20 +627,60 @@
                 <w:lang w:eastAsia="pt-BR"/>
                 <w14:ligatures w14:val="none"/>
               </w:rPr>
-              <w:t>v.periodo.inicio</w:t>
+              <w:t>v</w:t>
+            </w:r>
+            <w:proofErr w:type="gramEnd"/>
+            <w:r>
+              <w:rPr>
+                <w:rFonts w:eastAsia="Times New Roman" w:cs="Times New Roman"/>
+                <w:color w:val="000000"/>
+                <w:kern w:val="0"/>
+                <w:sz w:val="22"/>
+                <w:szCs w:val="22"/>
+                <w:lang w:eastAsia="pt-BR"/>
+                <w14:ligatures w14:val="none"/>
+              </w:rPr>
+              <w:t>.</w:t>
+            </w:r>
+            <w:proofErr w:type="gramStart"/>
+            <w:r>
+              <w:rPr>
+                <w:rFonts w:eastAsia="Times New Roman" w:cs="Times New Roman"/>
+                <w:color w:val="000000"/>
+                <w:kern w:val="0"/>
+                <w:sz w:val="22"/>
+                <w:szCs w:val="22"/>
+                <w:lang w:eastAsia="pt-BR"/>
+                <w14:ligatures w14:val="none"/>
+              </w:rPr>
+              <w:t>periodo.inicio</w:t>
             </w:r>
             <w:proofErr w:type="spellEnd"/>
-            <w:r>
-              <w:rPr>
-                <w:rFonts w:eastAsia="Times New Roman" w:cs="Times New Roman"/>
-                <w:color w:val="000000"/>
-                <w:kern w:val="0"/>
-                <w:sz w:val="22"/>
-                <w:szCs w:val="22"/>
-                <w:lang w:eastAsia="pt-BR"/>
-                <w14:ligatures w14:val="none"/>
-              </w:rPr>
-              <w:t xml:space="preserve"> }} – {{ </w:t>
+            <w:proofErr w:type="gramEnd"/>
+            <w:r>
+              <w:rPr>
+                <w:rFonts w:eastAsia="Times New Roman" w:cs="Times New Roman"/>
+                <w:color w:val="000000"/>
+                <w:kern w:val="0"/>
+                <w:sz w:val="22"/>
+                <w:szCs w:val="22"/>
+                <w:lang w:eastAsia="pt-BR"/>
+                <w14:ligatures w14:val="none"/>
+              </w:rPr>
+              <w:t xml:space="preserve"> }} – </w:t>
+            </w:r>
+            <w:proofErr w:type="gramStart"/>
+            <w:r>
+              <w:rPr>
+                <w:rFonts w:eastAsia="Times New Roman" w:cs="Times New Roman"/>
+                <w:color w:val="000000"/>
+                <w:kern w:val="0"/>
+                <w:sz w:val="22"/>
+                <w:szCs w:val="22"/>
+                <w:lang w:eastAsia="pt-BR"/>
+                <w14:ligatures w14:val="none"/>
+              </w:rPr>
+              <w:t xml:space="preserve">{{ </w:t>
             </w:r>
             <w:proofErr w:type="spellStart"/>
             <w:r>
@@ -636,6 +696,7 @@
               <w:t>v.periodo.fim</w:t>
             </w:r>
             <w:proofErr w:type="spellEnd"/>
+            <w:proofErr w:type="gramEnd"/>
             <w:r>
               <w:rPr>
                 <w:rFonts w:eastAsia="Times New Roman" w:cs="Times New Roman"/>
@@ -676,6 +737,7 @@
                 <w14:ligatures w14:val="none"/>
               </w:rPr>
             </w:pPr>
+            <w:proofErr w:type="gramStart"/>
             <w:r>
               <w:rPr>
                 <w:rFonts w:eastAsia="Times New Roman" w:cs="Times New Roman"/>
@@ -699,7 +761,20 @@
                 <w:lang w:eastAsia="pt-BR"/>
                 <w14:ligatures w14:val="none"/>
               </w:rPr>
-              <w:t>v.indicadores</w:t>
+              <w:t>v</w:t>
+            </w:r>
+            <w:proofErr w:type="gramEnd"/>
+            <w:r>
+              <w:rPr>
+                <w:rFonts w:eastAsia="Times New Roman" w:cs="Times New Roman"/>
+                <w:color w:val="000000"/>
+                <w:kern w:val="0"/>
+                <w:sz w:val="22"/>
+                <w:szCs w:val="22"/>
+                <w:lang w:eastAsia="pt-BR"/>
+                <w14:ligatures w14:val="none"/>
+              </w:rPr>
+              <w:t>.indicadores</w:t>
             </w:r>
             <w:proofErr w:type="spellEnd"/>
             <w:r>
@@ -715,6 +790,7 @@
               <w:t xml:space="preserve"> | </w:t>
             </w:r>
             <w:proofErr w:type="spellStart"/>
+            <w:proofErr w:type="gramStart"/>
             <w:r>
               <w:rPr>
                 <w:rFonts w:eastAsia="Times New Roman" w:cs="Times New Roman"/>
@@ -738,7 +814,20 @@
                 <w:lang w:eastAsia="pt-BR"/>
                 <w14:ligatures w14:val="none"/>
               </w:rPr>
-              <w:t>(", ") }}</w:t>
+              <w:t>(</w:t>
+            </w:r>
+            <w:proofErr w:type="gramEnd"/>
+            <w:r>
+              <w:rPr>
+                <w:rFonts w:eastAsia="Times New Roman" w:cs="Times New Roman"/>
+                <w:color w:val="000000"/>
+                <w:kern w:val="0"/>
+                <w:sz w:val="22"/>
+                <w:szCs w:val="22"/>
+                <w:lang w:eastAsia="pt-BR"/>
+                <w14:ligatures w14:val="none"/>
+              </w:rPr>
+              <w:t>", ") }}</w:t>
             </w:r>
           </w:p>
         </w:tc>
@@ -767,6 +856,7 @@
                 <w14:ligatures w14:val="none"/>
               </w:rPr>
             </w:pPr>
+            <w:proofErr w:type="gramStart"/>
             <w:r>
               <w:rPr>
                 <w:rFonts w:eastAsia="Times New Roman" w:cs="Times New Roman"/>
@@ -790,7 +880,46 @@
                 <w:lang w:eastAsia="pt-BR"/>
                 <w14:ligatures w14:val="none"/>
               </w:rPr>
-              <w:t>v.analise_critica</w:t>
+              <w:t>v</w:t>
+            </w:r>
+            <w:proofErr w:type="gramEnd"/>
+            <w:r>
+              <w:rPr>
+                <w:rFonts w:eastAsia="Times New Roman" w:cs="Times New Roman"/>
+                <w:color w:val="000000"/>
+                <w:kern w:val="0"/>
+                <w:sz w:val="22"/>
+                <w:szCs w:val="22"/>
+                <w:lang w:eastAsia="pt-BR"/>
+                <w14:ligatures w14:val="none"/>
+              </w:rPr>
+              <w:t>.</w:t>
+            </w:r>
+            <w:proofErr w:type="gramStart"/>
+            <w:r>
+              <w:rPr>
+                <w:rFonts w:eastAsia="Times New Roman" w:cs="Times New Roman"/>
+                <w:color w:val="000000"/>
+                <w:kern w:val="0"/>
+                <w:sz w:val="22"/>
+                <w:szCs w:val="22"/>
+                <w:lang w:eastAsia="pt-BR"/>
+                <w14:ligatures w14:val="none"/>
+              </w:rPr>
+              <w:t>analise</w:t>
+            </w:r>
+            <w:proofErr w:type="gramEnd"/>
+            <w:r>
+              <w:rPr>
+                <w:rFonts w:eastAsia="Times New Roman" w:cs="Times New Roman"/>
+                <w:color w:val="000000"/>
+                <w:kern w:val="0"/>
+                <w:sz w:val="22"/>
+                <w:szCs w:val="22"/>
+                <w:lang w:eastAsia="pt-BR"/>
+                <w14:ligatures w14:val="none"/>
+              </w:rPr>
+              <w:t>_critica</w:t>
             </w:r>
             <w:proofErr w:type="spellEnd"/>
             <w:r>
@@ -984,7 +1113,15 @@
       </w:r>
       <w:proofErr w:type="spellStart"/>
       <w:r>
-        <w:t>maior_salario_contribuicao</w:t>
+        <w:t>maior_</w:t>
+      </w:r>
+      <w:proofErr w:type="gramStart"/>
+      <w:r>
+        <w:t>salario</w:t>
+      </w:r>
+      <w:proofErr w:type="gramEnd"/>
+      <w:r>
+        <w:t>_contribuicao</w:t>
       </w:r>
       <w:proofErr w:type="spellEnd"/>
       <w:r>
@@ -1023,6 +1160,7 @@
         <w:t>{{</w:t>
       </w:r>
       <w:proofErr w:type="spellStart"/>
+      <w:proofErr w:type="gramStart"/>
       <w:r>
         <w:t>i</w:t>
       </w:r>
@@ -1030,6 +1168,7 @@
         <w:t>.codigo</w:t>
       </w:r>
       <w:proofErr w:type="spellEnd"/>
+      <w:proofErr w:type="gramEnd"/>
       <w:r>
         <w:t>}}</w:t>
       </w:r>
@@ -1046,10 +1185,12 @@
         <w:t>Descrição: {{</w:t>
       </w:r>
       <w:proofErr w:type="spellStart"/>
+      <w:proofErr w:type="gramStart"/>
       <w:r>
         <w:t>i.descricao</w:t>
       </w:r>
       <w:proofErr w:type="spellEnd"/>
+      <w:proofErr w:type="gramEnd"/>
       <w:r>
         <w:t>}}</w:t>
       </w:r>
@@ -1066,10 +1207,12 @@
         <w:t>Implicação: {{</w:t>
       </w:r>
       <w:proofErr w:type="spellStart"/>
+      <w:proofErr w:type="gramStart"/>
       <w:r>
         <w:t>i.implicacao</w:t>
       </w:r>
       <w:proofErr w:type="spellEnd"/>
+      <w:proofErr w:type="gramEnd"/>
       <w:r>
         <w:t>}}</w:t>
       </w:r>
@@ -1245,6 +1388,7 @@
       <w:t xml:space="preserve"> </w:t>
     </w:r>
     <w:proofErr w:type="spellStart"/>
+    <w:proofErr w:type="gramStart"/>
     <w:r>
       <w:rPr>
         <w:i/>
@@ -1262,7 +1406,17 @@
         <w:sz w:val="18"/>
         <w:szCs w:val="18"/>
       </w:rPr>
-      <w:t xml:space="preserve"> Processa AI</w:t>
+      <w:t xml:space="preserve"> Processa</w:t>
+    </w:r>
+    <w:proofErr w:type="gramEnd"/>
+    <w:r>
+      <w:rPr>
+        <w:i/>
+        <w:iCs/>
+        <w:sz w:val="18"/>
+        <w:szCs w:val="18"/>
+      </w:rPr>
+      <w:t xml:space="preserve"> AI</w:t>
     </w:r>
   </w:p>
   <w:p>
@@ -1857,13 +2011,13 @@
   <w:style w:type="paragraph" w:default="1" w:styleId="Normal">
     <w:name w:val="Normal"/>
     <w:qFormat/>
-    <w:rsid w:val="004F28A7"/>
+    <w:rsid w:val="00C920DA"/>
     <w:pPr>
       <w:spacing w:after="80"/>
       <w:jc w:val="both"/>
     </w:pPr>
     <w:rPr>
-      <w:rFonts w:ascii="Georgia" w:hAnsi="Georgia"/>
+      <w:rFonts w:ascii="Arial" w:hAnsi="Arial"/>
     </w:rPr>
   </w:style>
   <w:style w:type="paragraph" w:styleId="Ttulo1">
